--- a/formatos/FORMATO_COTIZACION.docx
+++ b/formatos/FORMATO_COTIZACION.docx
@@ -1404,38 +1404,16 @@
               <w:spacing w:line="239" w:lineRule="exact"/>
               <w:jc w:val="right"/>
             </w:pPr>
-            <w:sdt>
-              <w:sdtPr>
-                <w:rPr>
-                  <w:rFonts w:ascii="Segoe UI Semibold" w:hAnsi="Segoe UI Semibold" w:cs="Segoe UI Semibold"/>
-                  <w:b/>
-                  <w:bCs/>
-                  <w:color w:val="26323C"/>
-                  <w:sz w:val="19"/>
-                  <w:szCs w:val="19"/>
-                </w:rPr>
-                <w:alias w:val="srv_imp_1"/>
-                <w:tag w:val="srv_imp_1"/>
-                <w:id w:val="1014"/>
-                <w:placeholder>
-                  <w:docPart w:val="PHFletesTauro"/>
-                </w:placeholder>
-                <w:showingPlcHdr/>
-                <w:text/>
-              </w:sdtPr>
-              <w:sdtContent>
-                <w:r>
-                  <w:rPr>
-                    <w:i/>
-                    <w:iCs/>
-                    <w:color w:val="8792A0"/>
-                    <w:sz w:val="19"/>
-                    <w:szCs w:val="19"/>
-                  </w:rPr>
-                  <w:t>$ 0.00</w:t>
-                </w:r>
-              </w:sdtContent>
-            </w:sdt>
+            <w:r>
+              <w:rPr>
+                <w:i/>
+                <w:iCs/>
+                <w:color w:val="8792A0"/>
+                <w:sz w:val="19"/>
+                <w:szCs w:val="19"/>
+              </w:rPr>
+              <w:t>$ 0.00</w:t>
+            </w:r>
           </w:p>
         </w:tc>
       </w:tr>
@@ -1553,38 +1531,16 @@
               <w:spacing w:line="239" w:lineRule="exact"/>
               <w:jc w:val="right"/>
             </w:pPr>
-            <w:sdt>
-              <w:sdtPr>
-                <w:rPr>
-                  <w:rFonts w:ascii="Segoe UI Semibold" w:hAnsi="Segoe UI Semibold" w:cs="Segoe UI Semibold"/>
-                  <w:b/>
-                  <w:bCs/>
-                  <w:color w:val="26323C"/>
-                  <w:sz w:val="19"/>
-                  <w:szCs w:val="19"/>
-                </w:rPr>
-                <w:alias w:val="srv_imp_2"/>
-                <w:tag w:val="srv_imp_2"/>
-                <w:id w:val="1016"/>
-                <w:placeholder>
-                  <w:docPart w:val="PHFletesTauro"/>
-                </w:placeholder>
-                <w:showingPlcHdr/>
-                <w:text/>
-              </w:sdtPr>
-              <w:sdtContent>
-                <w:r>
-                  <w:rPr>
-                    <w:i/>
-                    <w:iCs/>
-                    <w:color w:val="8792A0"/>
-                    <w:sz w:val="19"/>
-                    <w:szCs w:val="19"/>
-                  </w:rPr>
-                  <w:t xml:space="preserve"> </w:t>
-                </w:r>
-              </w:sdtContent>
-            </w:sdt>
+            <w:r>
+              <w:rPr>
+                <w:i/>
+                <w:iCs/>
+                <w:color w:val="8792A0"/>
+                <w:sz w:val="19"/>
+                <w:szCs w:val="19"/>
+              </w:rPr>
+              <w:t xml:space="preserve"> </w:t>
+            </w:r>
           </w:p>
         </w:tc>
       </w:tr>
@@ -1702,38 +1658,16 @@
               <w:spacing w:line="239" w:lineRule="exact"/>
               <w:jc w:val="right"/>
             </w:pPr>
-            <w:sdt>
-              <w:sdtPr>
-                <w:rPr>
-                  <w:rFonts w:ascii="Segoe UI Semibold" w:hAnsi="Segoe UI Semibold" w:cs="Segoe UI Semibold"/>
-                  <w:b/>
-                  <w:bCs/>
-                  <w:color w:val="26323C"/>
-                  <w:sz w:val="19"/>
-                  <w:szCs w:val="19"/>
-                </w:rPr>
-                <w:alias w:val="srv_imp_3"/>
-                <w:tag w:val="srv_imp_3"/>
-                <w:id w:val="1018"/>
-                <w:placeholder>
-                  <w:docPart w:val="PHFletesTauro"/>
-                </w:placeholder>
-                <w:showingPlcHdr/>
-                <w:text/>
-              </w:sdtPr>
-              <w:sdtContent>
-                <w:r>
-                  <w:rPr>
-                    <w:i/>
-                    <w:iCs/>
-                    <w:color w:val="8792A0"/>
-                    <w:sz w:val="19"/>
-                    <w:szCs w:val="19"/>
-                  </w:rPr>
-                  <w:t xml:space="preserve"> </w:t>
-                </w:r>
-              </w:sdtContent>
-            </w:sdt>
+            <w:r>
+              <w:rPr>
+                <w:i/>
+                <w:iCs/>
+                <w:color w:val="8792A0"/>
+                <w:sz w:val="19"/>
+                <w:szCs w:val="19"/>
+              </w:rPr>
+              <w:t xml:space="preserve"> </w:t>
+            </w:r>
           </w:p>
         </w:tc>
       </w:tr>
@@ -1851,38 +1785,16 @@
               <w:spacing w:line="239" w:lineRule="exact"/>
               <w:jc w:val="right"/>
             </w:pPr>
-            <w:sdt>
-              <w:sdtPr>
-                <w:rPr>
-                  <w:rFonts w:ascii="Segoe UI Semibold" w:hAnsi="Segoe UI Semibold" w:cs="Segoe UI Semibold"/>
-                  <w:b/>
-                  <w:bCs/>
-                  <w:color w:val="26323C"/>
-                  <w:sz w:val="19"/>
-                  <w:szCs w:val="19"/>
-                </w:rPr>
-                <w:alias w:val="srv_imp_4"/>
-                <w:tag w:val="srv_imp_4"/>
-                <w:id w:val="1020"/>
-                <w:placeholder>
-                  <w:docPart w:val="PHFletesTauro"/>
-                </w:placeholder>
-                <w:showingPlcHdr/>
-                <w:text/>
-              </w:sdtPr>
-              <w:sdtContent>
-                <w:r>
-                  <w:rPr>
-                    <w:i/>
-                    <w:iCs/>
-                    <w:color w:val="8792A0"/>
-                    <w:sz w:val="19"/>
-                    <w:szCs w:val="19"/>
-                  </w:rPr>
-                  <w:t xml:space="preserve"> </w:t>
-                </w:r>
-              </w:sdtContent>
-            </w:sdt>
+            <w:r>
+              <w:rPr>
+                <w:i/>
+                <w:iCs/>
+                <w:color w:val="8792A0"/>
+                <w:sz w:val="19"/>
+                <w:szCs w:val="19"/>
+              </w:rPr>
+              <w:t xml:space="preserve"> </w:t>
+            </w:r>
           </w:p>
         </w:tc>
       </w:tr>
@@ -2000,38 +1912,86 @@
               <w:spacing w:line="239" w:lineRule="exact"/>
               <w:jc w:val="right"/>
             </w:pPr>
-            <w:sdt>
-              <w:sdtPr>
+            <w:r>
+              <w:rPr>
+                <w:i/>
+                <w:iCs/>
+                <w:color w:val="8792A0"/>
+                <w:sz w:val="19"/>
+                <w:szCs w:val="19"/>
+              </w:rPr>
+              <w:t xml:space="preserve"> </w:t>
+            </w:r>
+          </w:p>
+        </w:tc>
+      </w:tr>
+      <w:tr>
+        <w:trPr>
+          <w:cantSplit/>
+          <w:trHeight w:val="680"/>
+        </w:trPr>
+        <w:tc>
+          <w:tcPr>
+            <w:tcW w:w="7868" w:type="dxa"/>
+            <w:gridSpan w:val="2"/>
+            <w:shd w:val="clear" w:color="auto" w:fill="0F3A5D"/>
+            <w:tcMar>
+              <w:top w:w="170" w:type="dxa"/>
+              <w:left w:w="220" w:type="dxa"/>
+              <w:bottom w:w="170" w:type="dxa"/>
+              <w:right w:w="120" w:type="dxa"/>
+            </w:tcMar>
+            <w:vAlign w:val="center"/>
+          </w:tcPr>
+          <w:p>
+            <w:pPr>
+              <w:spacing w:line="277" w:lineRule="exact"/>
+            </w:pPr>
+            <w:r>
+              <w:rPr>
+                <w:rFonts w:ascii="Segoe UI Semibold" w:hAnsi="Segoe UI Semibold" w:cs="Segoe UI Semibold"/>
+                <w:b/>
+                <w:bCs/>
+                <w:caps/>
+                <w:color w:val="FFFFFF"/>
+                <w:spacing w:val="100"/>
+                <w:sz w:val="22"/>
+                <w:szCs w:val="22"/>
+              </w:rPr>
+              <w:t>Total</w:t>
+            </w:r>
+          </w:p>
+        </w:tc>
+        <w:tc>
+          <w:tcPr>
+            <w:tcW w:w="2500" w:type="dxa"/>
+            <w:shd w:val="clear" w:color="auto" w:fill="0F3A5D"/>
+            <w:tcMar>
+              <w:top w:w="170" w:type="dxa"/>
+              <w:left w:w="120" w:type="dxa"/>
+              <w:bottom w:w="170" w:type="dxa"/>
+              <w:right w:w="200" w:type="dxa"/>
+            </w:tcMar>
+            <w:vAlign w:val="center"/>
+          </w:tcPr>
+          <w:p>
+            <w:pPr>
+              <w:spacing w:line="327" w:lineRule="exact"/>
+              <w:jc w:val="right"/>
+            </w:pPr>
+            <w:fldSimple w:instr=" =SUM(C2:C6) \# &quot;$ #,##0.00&quot; ">
+              <w:r>
                 <w:rPr>
                   <w:rFonts w:ascii="Segoe UI Semibold" w:hAnsi="Segoe UI Semibold" w:cs="Segoe UI Semibold"/>
                   <w:b/>
                   <w:bCs/>
-                  <w:color w:val="26323C"/>
-                  <w:sz w:val="19"/>
-                  <w:szCs w:val="19"/>
+                  <w:color w:val="FFFFFF"/>
+                  <w:sz w:val="26"/>
+                  <w:szCs w:val="26"/>
                 </w:rPr>
-                <w:alias w:val="srv_imp_5"/>
-                <w:tag w:val="srv_imp_5"/>
-                <w:id w:val="1022"/>
-                <w:placeholder>
-                  <w:docPart w:val="PHFletesTauro"/>
-                </w:placeholder>
-                <w:showingPlcHdr/>
-                <w:text/>
-              </w:sdtPr>
-              <w:sdtContent>
-                <w:r>
-                  <w:rPr>
-                    <w:i/>
-                    <w:iCs/>
-                    <w:color w:val="8792A0"/>
-                    <w:sz w:val="19"/>
-                    <w:szCs w:val="19"/>
-                  </w:rPr>
-                  <w:t xml:space="preserve"> </w:t>
-                </w:r>
-              </w:sdtContent>
-            </w:sdt>
+                <w:t>$ 0.00</w:t>
+              </w:r>
+            </w:fldSimple>
           </w:p>
         </w:tc>
       </w:tr>
@@ -2054,8 +2014,7 @@
         <w:tblLook w:val="0600" w:firstRow="0" w:lastRow="0" w:firstColumn="0" w:lastColumn="0" w:noHBand="1" w:noVBand="1"/>
       </w:tblPr>
       <w:tblGrid>
-        <w:gridCol w:w="6000"/>
-        <w:gridCol w:w="4368"/>
+        <w:gridCol w:w="10368"/>
       </w:tblGrid>
       <w:tr>
         <w:trPr>
@@ -2063,7 +2022,7 @@
         </w:trPr>
         <w:tc>
           <w:tcPr>
-            <w:tcW w:w="6000" w:type="dxa"/>
+            <w:tcW w:w="10368" w:type="dxa"/>
             <w:tcMar>
               <w:top w:w="0" w:type="dxa"/>
               <w:left w:w="0" w:type="dxa"/>
@@ -2217,134 +2176,6 @@
                 </w:r>
               </w:sdtContent>
             </w:sdt>
-          </w:p>
-        </w:tc>
-        <w:tc>
-          <w:tcPr>
-            <w:tcW w:w="4368" w:type="dxa"/>
-            <w:tcMar>
-              <w:top w:w="0" w:type="dxa"/>
-              <w:left w:w="0" w:type="dxa"/>
-              <w:bottom w:w="0" w:type="dxa"/>
-              <w:right w:w="0" w:type="dxa"/>
-            </w:tcMar>
-            <w:vAlign w:val="bottom"/>
-          </w:tcPr>
-          <w:tbl>
-            <w:tblPr>
-              <w:tblW w:w="4368" w:type="dxa"/>
-              <w:tblLayout w:type="fixed"/>
-              <w:tblCellMar>
-                <w:top w:w="60" w:type="dxa"/>
-                <w:left w:w="100" w:type="dxa"/>
-                <w:bottom w:w="60" w:type="dxa"/>
-                <w:right w:w="100" w:type="dxa"/>
-              </w:tblCellMar>
-              <w:tblLook w:val="0600" w:firstRow="0" w:lastRow="0" w:firstColumn="0" w:lastColumn="0" w:noHBand="1" w:noVBand="1"/>
-            </w:tblPr>
-            <w:tblGrid>
-              <w:gridCol w:w="1700"/>
-              <w:gridCol w:w="2668"/>
-            </w:tblGrid>
-            <w:tr>
-              <w:trPr>
-                <w:cantSplit/>
-                <w:trHeight w:val="680"/>
-              </w:trPr>
-              <w:tc>
-                <w:tcPr>
-                  <w:tcW w:w="1700" w:type="dxa"/>
-                  <w:tcBorders>
-                    <w:right w:val="single" w:sz="4" w:space="0" w:color="0F3A5D"/>
-                  </w:tcBorders>
-                  <w:shd w:val="clear" w:color="auto" w:fill="0F3A5D"/>
-                  <w:tcMar>
-                    <w:top w:w="170" w:type="dxa"/>
-                    <w:left w:w="220" w:type="dxa"/>
-                    <w:bottom w:w="170" w:type="dxa"/>
-                    <w:right w:w="120" w:type="dxa"/>
-                  </w:tcMar>
-                  <w:vAlign w:val="center"/>
-                </w:tcPr>
-                <w:p>
-                  <w:pPr>
-                    <w:spacing w:line="277" w:lineRule="exact"/>
-                  </w:pPr>
-                  <w:r>
-                    <w:rPr>
-                      <w:rFonts w:ascii="Segoe UI Semibold" w:hAnsi="Segoe UI Semibold" w:cs="Segoe UI Semibold"/>
-                      <w:b/>
-                      <w:bCs/>
-                      <w:caps/>
-                      <w:color w:val="FFFFFF"/>
-                      <w:spacing w:val="100"/>
-                      <w:sz w:val="22"/>
-                      <w:szCs w:val="22"/>
-                    </w:rPr>
-                    <w:t>Total</w:t>
-                  </w:r>
-                </w:p>
-              </w:tc>
-              <w:tc>
-                <w:tcPr>
-                  <w:tcW w:w="2668" w:type="dxa"/>
-                  <w:tcBorders>
-                    <w:left w:val="single" w:sz="4" w:space="0" w:color="0F3A5D"/>
-                  </w:tcBorders>
-                  <w:shd w:val="clear" w:color="auto" w:fill="0F3A5D"/>
-                  <w:tcMar>
-                    <w:top w:w="170" w:type="dxa"/>
-                    <w:left w:w="120" w:type="dxa"/>
-                    <w:bottom w:w="170" w:type="dxa"/>
-                    <w:right w:w="220" w:type="dxa"/>
-                  </w:tcMar>
-                  <w:vAlign w:val="center"/>
-                </w:tcPr>
-                <w:p>
-                  <w:pPr>
-                    <w:spacing w:line="327" w:lineRule="exact"/>
-                    <w:jc w:val="right"/>
-                  </w:pPr>
-                  <w:sdt>
-                    <w:sdtPr>
-                      <w:rPr>
-                        <w:rFonts w:ascii="Segoe UI Semibold" w:hAnsi="Segoe UI Semibold" w:cs="Segoe UI Semibold"/>
-                        <w:b/>
-                        <w:bCs/>
-                        <w:color w:val="FFFFFF"/>
-                        <w:sz w:val="26"/>
-                        <w:szCs w:val="26"/>
-                      </w:rPr>
-                      <w:alias w:val="total"/>
-                      <w:tag w:val="total"/>
-                      <w:id w:val="1026"/>
-                      <w:placeholder>
-                        <w:docPart w:val="PHFletesTauro"/>
-                      </w:placeholder>
-                      <w:showingPlcHdr/>
-                      <w:text/>
-                    </w:sdtPr>
-                    <w:sdtContent>
-                      <w:r>
-                        <w:rPr>
-                          <w:i/>
-                          <w:iCs/>
-                          <w:color w:val="FFFFFF"/>
-                          <w:sz w:val="26"/>
-                          <w:szCs w:val="26"/>
-                        </w:rPr>
-                        <w:t>$ 0.00</w:t>
-                      </w:r>
-                    </w:sdtContent>
-                  </w:sdt>
-                </w:p>
-              </w:tc>
-            </w:tr>
-          </w:tbl>
-          <w:p>
-            <w:pPr>
-              <w:spacing w:line="25" w:lineRule="exact"/>
-            </w:pPr>
           </w:p>
         </w:tc>
       </w:tr>
